--- a/docs/DSN-EEG-003_RevD_manufacturing_design_package.docx
+++ b/docs/DSN-EEG-003_RevD_manufacturing_design_package.docx
@@ -256,40 +256,71 @@
         <w:t xml:space="preserve"> </w:t>
       </w:r>
       <w:r>
-        <w:t xml:space="preserve">Section 3.4 carries the current result and the release state, which is</w:t>
-      </w:r>
-      <w:r>
-        <w:t xml:space="preserve"> </w:t>
-      </w:r>
-      <w:r>
-        <w:rPr>
-          <w:b/>
-          <w:bCs/>
-        </w:rPr>
-        <w:t xml:space="preserve">released for review</w:t>
-      </w:r>
-      <w:r>
-        <w:rPr>
-          <w:b/>
-          <w:bCs/>
-        </w:rPr>
-        <w:t xml:space="preserve"> </w:t>
-      </w:r>
-      <w:r>
-        <w:rPr>
-          <w:b/>
-          <w:bCs/>
-        </w:rPr>
-        <w:t xml:space="preserve">under RFQ-EEG-002A and not released for fabrication</w:t>
-      </w:r>
-      <w:r>
-        <w:t xml:space="preserve">, because no human layout engineer has yet</w:t>
-      </w:r>
-      <w:r>
-        <w:t xml:space="preserve"> </w:t>
-      </w:r>
-      <w:r>
-        <w:t xml:space="preserve">looked at the routing. ECO-EEG-016 section 2B records how the board was closed. This too is a</w:t>
+        <w:t xml:space="preserve">Section 3.4 carries that result.</w:t>
+      </w:r>
+      <w:r>
+        <w:t xml:space="preserve"> </w:t>
+      </w:r>
+      <w:r>
+        <w:rPr>
+          <w:b/>
+          <w:bCs/>
+        </w:rPr>
+        <w:t xml:space="preserve">It is superseded as a release state.</w:t>
+      </w:r>
+      <w:r>
+        <w:t xml:space="preserve"> </w:t>
+      </w:r>
+      <w:r>
+        <w:t xml:space="preserve">A layout engineer</w:t>
+      </w:r>
+      <w:r>
+        <w:t xml:space="preserve"> </w:t>
+      </w:r>
+      <w:r>
+        <w:t xml:space="preserve">read the Rev B board between 3 and 5 September 2026, declined the review and advised a</w:t>
+      </w:r>
+      <w:r>
+        <w:t xml:space="preserve"> </w:t>
+      </w:r>
+      <w:r>
+        <w:t xml:space="preserve">redesign;</w:t>
+      </w:r>
+      <w:r>
+        <w:t xml:space="preserve"> </w:t>
+      </w:r>
+      <w:r>
+        <w:rPr>
+          <w:b/>
+          <w:bCs/>
+        </w:rPr>
+        <w:t xml:space="preserve">Rev B is withdrawn from fabrication and Rev C is unrouted, with its placement and</w:t>
+      </w:r>
+      <w:r>
+        <w:rPr>
+          <w:b/>
+          <w:bCs/>
+        </w:rPr>
+        <w:t xml:space="preserve"> </w:t>
+      </w:r>
+      <w:r>
+        <w:rPr>
+          <w:b/>
+          <w:bCs/>
+        </w:rPr>
+        <w:t xml:space="preserve">routing bought</w:t>
+      </w:r>
+      <w:r>
+        <w:t xml:space="preserve"> </w:t>
+      </w:r>
+      <w:r>
+        <w:t xml:space="preserve">(ECO-EEG-016 section 2, ECO-EEG-030). Six of his seven findings were rules</w:t>
+      </w:r>
+      <w:r>
+        <w:t xml:space="preserve"> </w:t>
+      </w:r>
+      <w:r>
+        <w:t xml:space="preserve">this DRC did not have, and the same geometry regraded under them shows 1 311 occurrences. ECO-EEG-016 section 2B records how the board was closed. This too is a</w:t>
       </w:r>
       <w:r>
         <w:t xml:space="preserve"> </w:t>
@@ -10837,9 +10868,9 @@
         <w:tblLook w:firstRow="1" w:lastRow="0" w:firstColumn="0" w:lastColumn="0" w:noHBand="0" w:noVBand="0" w:val="0020"/>
       </w:tblPr>
       <w:tblGrid>
-        <w:gridCol w:w="2760"/>
-        <w:gridCol w:w="2904"/>
-        <w:gridCol w:w="3747"/>
+        <w:gridCol w:w="2792"/>
+        <w:gridCol w:w="2826"/>
+        <w:gridCol w:w="3793"/>
       </w:tblGrid>
       <w:tr>
         <w:trPr>
@@ -10848,7 +10879,7 @@
         </w:trPr>
         <w:tc>
           <w:tcPr>
-            <w:tcW w:w="2760" w:type="dxa"/>
+            <w:tcW w:w="2792" w:type="dxa"/>
           </w:tcPr>
           <w:p>
             <w:pPr>
@@ -10861,7 +10892,7 @@
         </w:tc>
         <w:tc>
           <w:tcPr>
-            <w:tcW w:w="2904" w:type="dxa"/>
+            <w:tcW w:w="2826" w:type="dxa"/>
           </w:tcPr>
           <w:p>
             <w:pPr>
@@ -10874,7 +10905,7 @@
         </w:tc>
         <w:tc>
           <w:tcPr>
-            <w:tcW w:w="3747" w:type="dxa"/>
+            <w:tcW w:w="3793" w:type="dxa"/>
           </w:tcPr>
           <w:p>
             <w:pPr>
@@ -10892,7 +10923,7 @@
         </w:trPr>
         <w:tc>
           <w:tcPr>
-            <w:tcW w:w="2760" w:type="dxa"/>
+            <w:tcW w:w="2792" w:type="dxa"/>
           </w:tcPr>
           <w:p>
             <w:pPr>
@@ -10905,7 +10936,7 @@
         </w:tc>
         <w:tc>
           <w:tcPr>
-            <w:tcW w:w="2904" w:type="dxa"/>
+            <w:tcW w:w="2826" w:type="dxa"/>
           </w:tcPr>
           <w:p>
             <w:pPr>
@@ -10916,20 +10947,20 @@
                 <w:b/>
                 <w:bCs/>
               </w:rPr>
-              <w:t xml:space="preserve">Not yet: the data is released for review, not for fabrication.</w:t>
-            </w:r>
-          </w:p>
-        </w:tc>
-        <w:tc>
-          <w:tcPr>
-            <w:tcW w:w="3747" w:type="dxa"/>
-          </w:tcPr>
-          <w:p>
-            <w:pPr>
-              <w:pStyle w:val="Compact"/>
-            </w:pPr>
-            <w:r>
-              <w:t xml:space="preserve">Gerber X2 for four copper layers, both drill files, IPC-D-356A netlist, fabrication drawing and stack-up are complete and checksummed; the DRC reports</w:t>
+              <w:t xml:space="preserve">No. There is no current fabrication data at all.</w:t>
+            </w:r>
+          </w:p>
+        </w:tc>
+        <w:tc>
+          <w:tcPr>
+            <w:tcW w:w="3793" w:type="dxa"/>
+          </w:tcPr>
+          <w:p>
+            <w:pPr>
+              <w:pStyle w:val="Compact"/>
+            </w:pPr>
+            <w:r>
+              <w:t xml:space="preserve">Rev B’s Gerbers, drill files, IPC-D-356A netlist and drawings are complete, checksummed and</w:t>
             </w:r>
             <w:r>
               <w:t xml:space="preserve"> </w:t>
@@ -10939,13 +10970,13 @@
                 <w:b/>
                 <w:bCs/>
               </w:rPr>
-              <w:t xml:space="preserve">zero violations</w:t>
+              <w:t xml:space="preserve">withdrawn from fabrication</w:t>
             </w:r>
             <w:r>
               <w:t xml:space="preserve"> </w:t>
             </w:r>
             <w:r>
-              <w:t xml:space="preserve">and every one of the 145 nets is one connected copper island (section 3.4). What is missing is not a number but a reader:</w:t>
+              <w:t xml:space="preserve">(ECO-EEG-030): a layout engineer read the board, declined the review and advised a redesign.</w:t>
             </w:r>
             <w:r>
               <w:t xml:space="preserve"> </w:t>
@@ -10955,10 +10986,28 @@
                 <w:b/>
                 <w:bCs/>
               </w:rPr>
-              <w:t xml:space="preserve">no human layout engineer has reviewed the routing</w:t>
-            </w:r>
-            <w:r>
-              <w:t xml:space="preserve">, and 169 connections sit at relaxed geometry. Quote from it today; fabricate from it once RFQ-EEG-002A has reviewed it and signed it off</w:t>
+              <w:t xml:space="preserve">Rev C is unrouted</w:t>
+            </w:r>
+            <w:r>
+              <w:t xml:space="preserve"> </w:t>
+            </w:r>
+            <w:r>
+              <w:t xml:space="preserve">– its placement and routing are bought, and what exists for it is the layout input set in</w:t>
+            </w:r>
+            <w:r>
+              <w:t xml:space="preserve"> </w:t>
+            </w:r>
+            <w:r>
+              <w:rPr>
+                <w:rStyle w:val="VerbatimChar"/>
+              </w:rPr>
+              <w:t xml:space="preserve">kicad/RevC_layout_inputs/</w:t>
+            </w:r>
+            <w:r>
+              <w:t xml:space="preserve"> </w:t>
+            </w:r>
+            <w:r>
+              <w:t xml:space="preserve">and the rule sheet LAY-EEG-034. Nothing may be quoted or ordered from Rev B</w:t>
             </w:r>
           </w:p>
         </w:tc>
@@ -10969,7 +11018,7 @@
         </w:trPr>
         <w:tc>
           <w:tcPr>
-            <w:tcW w:w="2760" w:type="dxa"/>
+            <w:tcW w:w="2792" w:type="dxa"/>
           </w:tcPr>
           <w:p>
             <w:pPr>
@@ -10982,7 +11031,7 @@
         </w:tc>
         <w:tc>
           <w:tcPr>
-            <w:tcW w:w="2904" w:type="dxa"/>
+            <w:tcW w:w="2826" w:type="dxa"/>
           </w:tcPr>
           <w:p>
             <w:pPr>
@@ -10999,7 +11048,7 @@
         </w:tc>
         <w:tc>
           <w:tcPr>
-            <w:tcW w:w="3747" w:type="dxa"/>
+            <w:tcW w:w="3793" w:type="dxa"/>
           </w:tcPr>
           <w:p>
             <w:pPr>
@@ -11017,7 +11066,7 @@
         </w:trPr>
         <w:tc>
           <w:tcPr>
-            <w:tcW w:w="2760" w:type="dxa"/>
+            <w:tcW w:w="2792" w:type="dxa"/>
           </w:tcPr>
           <w:p>
             <w:pPr>
@@ -11030,7 +11079,7 @@
         </w:tc>
         <w:tc>
           <w:tcPr>
-            <w:tcW w:w="2904" w:type="dxa"/>
+            <w:tcW w:w="2826" w:type="dxa"/>
           </w:tcPr>
           <w:p>
             <w:pPr>
@@ -11047,7 +11096,7 @@
         </w:tc>
         <w:tc>
           <w:tcPr>
-            <w:tcW w:w="3747" w:type="dxa"/>
+            <w:tcW w:w="3793" w:type="dxa"/>
           </w:tcPr>
           <w:p>
             <w:pPr>
@@ -11081,7 +11130,7 @@
         </w:trPr>
         <w:tc>
           <w:tcPr>
-            <w:tcW w:w="2760" w:type="dxa"/>
+            <w:tcW w:w="2792" w:type="dxa"/>
           </w:tcPr>
           <w:p>
             <w:pPr>
@@ -11094,7 +11143,7 @@
         </w:tc>
         <w:tc>
           <w:tcPr>
-            <w:tcW w:w="2904" w:type="dxa"/>
+            <w:tcW w:w="2826" w:type="dxa"/>
           </w:tcPr>
           <w:p>
             <w:pPr>
@@ -11111,7 +11160,7 @@
         </w:tc>
         <w:tc>
           <w:tcPr>
-            <w:tcW w:w="3747" w:type="dxa"/>
+            <w:tcW w:w="3793" w:type="dxa"/>
           </w:tcPr>
           <w:p>
             <w:pPr>
@@ -11129,7 +11178,7 @@
         </w:trPr>
         <w:tc>
           <w:tcPr>
-            <w:tcW w:w="2760" w:type="dxa"/>
+            <w:tcW w:w="2792" w:type="dxa"/>
           </w:tcPr>
           <w:p>
             <w:pPr>
@@ -11142,7 +11191,7 @@
         </w:tc>
         <w:tc>
           <w:tcPr>
-            <w:tcW w:w="2904" w:type="dxa"/>
+            <w:tcW w:w="2826" w:type="dxa"/>
           </w:tcPr>
           <w:p>
             <w:pPr>
@@ -11162,7 +11211,7 @@
         </w:tc>
         <w:tc>
           <w:tcPr>
-            <w:tcW w:w="3747" w:type="dxa"/>
+            <w:tcW w:w="3793" w:type="dxa"/>
           </w:tcPr>
           <w:p>
             <w:pPr>
@@ -11180,7 +11229,7 @@
         </w:trPr>
         <w:tc>
           <w:tcPr>
-            <w:tcW w:w="2760" w:type="dxa"/>
+            <w:tcW w:w="2792" w:type="dxa"/>
           </w:tcPr>
           <w:p>
             <w:pPr>
@@ -11193,7 +11242,7 @@
         </w:tc>
         <w:tc>
           <w:tcPr>
-            <w:tcW w:w="2904" w:type="dxa"/>
+            <w:tcW w:w="2826" w:type="dxa"/>
           </w:tcPr>
           <w:p>
             <w:pPr>
@@ -11213,7 +11262,7 @@
         </w:tc>
         <w:tc>
           <w:tcPr>
-            <w:tcW w:w="3747" w:type="dxa"/>
+            <w:tcW w:w="3793" w:type="dxa"/>
           </w:tcPr>
           <w:p>
             <w:pPr>
@@ -11231,7 +11280,7 @@
         </w:trPr>
         <w:tc>
           <w:tcPr>
-            <w:tcW w:w="2760" w:type="dxa"/>
+            <w:tcW w:w="2792" w:type="dxa"/>
           </w:tcPr>
           <w:p>
             <w:pPr>
@@ -11244,7 +11293,7 @@
         </w:tc>
         <w:tc>
           <w:tcPr>
-            <w:tcW w:w="2904" w:type="dxa"/>
+            <w:tcW w:w="2826" w:type="dxa"/>
           </w:tcPr>
           <w:p>
             <w:pPr>
@@ -11261,7 +11310,7 @@
         </w:tc>
         <w:tc>
           <w:tcPr>
-            <w:tcW w:w="3747" w:type="dxa"/>
+            <w:tcW w:w="3793" w:type="dxa"/>
           </w:tcPr>
           <w:p>
             <w:pPr>
@@ -14508,20 +14557,17 @@
               <w:pStyle w:val="Compact"/>
             </w:pPr>
             <w:r>
-              <w:t xml:space="preserve">The routing is machine-generated and</w:t>
-            </w:r>
-            <w:r>
-              <w:t xml:space="preserve"> </w:t>
-            </w:r>
-            <w:r>
               <w:rPr>
                 <w:b/>
                 <w:bCs/>
               </w:rPr>
-              <w:t xml:space="preserve">unreviewed by a person</w:t>
-            </w:r>
-            <w:r>
-              <w:t xml:space="preserve">. The DRC now reports</w:t>
+              <w:t xml:space="preserve">CLOSED, and not the way it was expected to close.</w:t>
+            </w:r>
+            <w:r>
+              <w:t xml:space="preserve"> </w:t>
+            </w:r>
+            <w:r>
+              <w:t xml:space="preserve">The routing was machine-generated and unreviewed; a layout engineer read it between 3 and 5 September 2026,</w:t>
             </w:r>
             <w:r>
               <w:t xml:space="preserve"> </w:t>
@@ -14531,10 +14577,10 @@
                 <w:b/>
                 <w:bCs/>
               </w:rPr>
-              <w:t xml:space="preserve">zero violations</w:t>
-            </w:r>
-            <w:r>
-              <w:t xml:space="preserve">, all 145 nets connected, each reference plane one continuous island per net – and</w:t>
+              <w:t xml:space="preserve">declined the paid review and advised a redesign from the schematic</w:t>
+            </w:r>
+            <w:r>
+              <w:t xml:space="preserve">. Six of his seven findings are rules the DRC did not have; regraded under them the same geometry shows</w:t>
             </w:r>
             <w:r>
               <w:t xml:space="preserve"> </w:t>
@@ -14544,10 +14590,22 @@
                 <w:b/>
                 <w:bCs/>
               </w:rPr>
-              <w:t xml:space="preserve">169 connections at relaxed geometry</w:t>
-            </w:r>
-            <w:r>
-              <w:t xml:space="preserve">, 36 of them narrower than the preferred width. The data is therefore</w:t>
+              <w:t xml:space="preserve">1 311 occurrences</w:t>
+            </w:r>
+            <w:r>
+              <w:t xml:space="preserve"> </w:t>
+            </w:r>
+            <w:r>
+              <w:t xml:space="preserve">(</w:t>
+            </w:r>
+            <w:r>
+              <w:rPr>
+                <w:rStyle w:val="VerbatimChar"/>
+              </w:rPr>
+              <w:t xml:space="preserve">kicad/EEG-CAR-01_RevB_regraded_ECO-EEG-032.txt</w:t>
+            </w:r>
+            <w:r>
+              <w:t xml:space="preserve">).</w:t>
             </w:r>
             <w:r>
               <w:t xml:space="preserve"> </w:t>
@@ -14557,25 +14615,7 @@
                 <w:b/>
                 <w:bCs/>
               </w:rPr>
-              <w:t xml:space="preserve">released for review under RFQ-EEG-002A and not for fabrication</w:t>
-            </w:r>
-            <w:r>
-              <w:t xml:space="preserve">. Section 3.4 carries the full transcription;</w:t>
-            </w:r>
-            <w:r>
-              <w:t xml:space="preserve"> </w:t>
-            </w:r>
-            <w:r>
-              <w:rPr>
-                <w:rStyle w:val="VerbatimChar"/>
-              </w:rPr>
-              <w:t xml:space="preserve">kicad/EEG-CAR-01_RevB_DRC_report.txt</w:t>
-            </w:r>
-            <w:r>
-              <w:t xml:space="preserve"> </w:t>
-            </w:r>
-            <w:r>
-              <w:t xml:space="preserve">is the authority</w:t>
+              <w:t xml:space="preserve">Rev B is withdrawn from fabrication and Rev C is unrouted</w:t>
             </w:r>
           </w:p>
         </w:tc>
@@ -14592,7 +14632,7 @@
                 <w:b/>
                 <w:bCs/>
               </w:rPr>
-              <w:t xml:space="preserve">blocking for fabrication release, not for quoting</w:t>
+              <w:t xml:space="preserve">was blocking; now superseded by ECO-EEG-030</w:t>
             </w:r>
           </w:p>
         </w:tc>
@@ -14605,7 +14645,7 @@
               <w:pStyle w:val="Compact"/>
             </w:pPr>
             <w:r>
-              <w:t xml:space="preserve">RFQ-EEG-002A reviews the whole routing, the 169 relaxed connections first, and signs it off; the DRC report lists every squeeze</w:t>
+              <w:t xml:space="preserve">Placement and routing are bought. RFQ-EEG-002A is re-scoped to the review of the contractor’s PLACEMENT, taken before routing is confirmed</w:t>
             </w:r>
           </w:p>
         </w:tc>
@@ -16179,41 +16219,75 @@
         <w:t xml:space="preserve"> </w:t>
       </w:r>
       <w:r>
-        <w:t xml:space="preserve">copper island, both inner planes continuous under the analogue zone – so the fabrication data</w:t>
-      </w:r>
-      <w:r>
-        <w:t xml:space="preserve"> </w:t>
-      </w:r>
-      <w:r>
-        <w:t xml:space="preserve">is</w:t>
-      </w:r>
-      <w:r>
-        <w:t xml:space="preserve"> </w:t>
-      </w:r>
-      <w:r>
-        <w:rPr>
-          <w:b/>
-          <w:bCs/>
-        </w:rPr>
-        <w:t xml:space="preserve">released for review under RFQ-EEG-002A</w:t>
-      </w:r>
-      <w:r>
-        <w:t xml:space="preserve"> </w:t>
-      </w:r>
-      <w:r>
-        <w:t xml:space="preserve">– but it stays unreleased for fabrication until</w:t>
-      </w:r>
-      <w:r>
-        <w:t xml:space="preserve"> </w:t>
-      </w:r>
-      <w:r>
-        <w:t xml:space="preserve">a human layout engineer has read the routing, the 169 relaxed connections of section 3.4</w:t>
-      </w:r>
-      <w:r>
-        <w:t xml:space="preserve"> </w:t>
-      </w:r>
-      <w:r>
-        <w:t xml:space="preserve">included, and signed it off. Nobody orders boards from it before that.</w:t>
+        <w:t xml:space="preserve">copper island, both inner planes continuous under the analogue zone.</w:t>
+      </w:r>
+      <w:r>
+        <w:t xml:space="preserve"> </w:t>
+      </w:r>
+      <w:r>
+        <w:rPr>
+          <w:b/>
+          <w:bCs/>
+        </w:rPr>
+        <w:t xml:space="preserve">That was met and it was</w:t>
+      </w:r>
+      <w:r>
+        <w:rPr>
+          <w:b/>
+          <w:bCs/>
+        </w:rPr>
+        <w:t xml:space="preserve"> </w:t>
+      </w:r>
+      <w:r>
+        <w:rPr>
+          <w:b/>
+          <w:bCs/>
+        </w:rPr>
+        <w:t xml:space="preserve">not enough.</w:t>
+      </w:r>
+      <w:r>
+        <w:t xml:space="preserve"> </w:t>
+      </w:r>
+      <w:r>
+        <w:t xml:space="preserve">A layout engineer read the routing, declined the review and advised a redesign,</w:t>
+      </w:r>
+      <w:r>
+        <w:t xml:space="preserve"> </w:t>
+      </w:r>
+      <w:r>
+        <w:t xml:space="preserve">and</w:t>
+      </w:r>
+      <w:r>
+        <w:t xml:space="preserve"> </w:t>
+      </w:r>
+      <w:r>
+        <w:rPr>
+          <w:b/>
+          <w:bCs/>
+        </w:rPr>
+        <w:t xml:space="preserve">Rev B is withdrawn from fabrication</w:t>
+      </w:r>
+      <w:r>
+        <w:t xml:space="preserve"> </w:t>
+      </w:r>
+      <w:r>
+        <w:t xml:space="preserve">(ECO-EEG-030). Rev C is unrouted and its layout is</w:t>
+      </w:r>
+      <w:r>
+        <w:t xml:space="preserve"> </w:t>
+      </w:r>
+      <w:r>
+        <w:t xml:space="preserve">bought.</w:t>
+      </w:r>
+      <w:r>
+        <w:t xml:space="preserve"> </w:t>
+      </w:r>
+      <w:r>
+        <w:rPr>
+          <w:b/>
+          <w:bCs/>
+        </w:rPr>
+        <w:t xml:space="preserve">Nobody orders boards from any of it.</w:t>
       </w:r>
     </w:p>
     <w:p>
@@ -17814,46 +17888,64 @@
         <w:t xml:space="preserve"> </w:t>
       </w:r>
       <w:r>
-        <w:t xml:space="preserve">and all 145 nets connected, so there is nothing left to close; what there is to judge is</w:t>
-      </w:r>
-      <w:r>
-        <w:t xml:space="preserve"> </w:t>
-      </w:r>
-      <w:r>
-        <w:t xml:space="preserve">169 connections the router had to take at relaxed geometry, and a routing no layout engineer</w:t>
-      </w:r>
-      <w:r>
-        <w:t xml:space="preserve"> </w:t>
-      </w:r>
-      <w:r>
-        <w:t xml:space="preserve">has yet read.</w:t>
-      </w:r>
-      <w:r>
-        <w:t xml:space="preserve"> </w:t>
-      </w:r>
-      <w:r>
-        <w:rPr>
-          <w:b/>
-          <w:bCs/>
-        </w:rPr>
-        <w:t xml:space="preserve">Until that review is done the fabrication data is released for review and</w:t>
-      </w:r>
-      <w:r>
-        <w:rPr>
-          <w:b/>
-          <w:bCs/>
-        </w:rPr>
-        <w:t xml:space="preserve"> </w:t>
-      </w:r>
-      <w:r>
-        <w:rPr>
-          <w:b/>
-          <w:bCs/>
-        </w:rPr>
-        <w:t xml:space="preserve">not for fabrication</w:t>
-      </w:r>
-      <w:r>
-        <w:t xml:space="preserve">, and we say so in section 3.4 rather than letting you find it.</w:t>
+        <w:t xml:space="preserve">and all 145 nets connected.</w:t>
+      </w:r>
+      <w:r>
+        <w:t xml:space="preserve"> </w:t>
+      </w:r>
+      <w:r>
+        <w:rPr>
+          <w:b/>
+          <w:bCs/>
+        </w:rPr>
+        <w:t xml:space="preserve">That routing has since been read by a layout engineer, who</w:t>
+      </w:r>
+      <w:r>
+        <w:rPr>
+          <w:b/>
+          <w:bCs/>
+        </w:rPr>
+        <w:t xml:space="preserve"> </w:t>
+      </w:r>
+      <w:r>
+        <w:rPr>
+          <w:b/>
+          <w:bCs/>
+        </w:rPr>
+        <w:t xml:space="preserve">declined the review and advised a redesign, and Rev B is withdrawn from fabrication</w:t>
+      </w:r>
+      <w:r>
+        <w:t xml:space="preserve"> </w:t>
+      </w:r>
+      <w:r>
+        <w:t xml:space="preserve">(ECO-EEG-030). Rev C is unrouted and its placement and routing are bought.</w:t>
+      </w:r>
+      <w:r>
+        <w:t xml:space="preserve"> </w:t>
+      </w:r>
+      <w:r>
+        <w:rPr>
+          <w:b/>
+          <w:bCs/>
+        </w:rPr>
+        <w:t xml:space="preserve">There is no</w:t>
+      </w:r>
+      <w:r>
+        <w:rPr>
+          <w:b/>
+          <w:bCs/>
+        </w:rPr>
+        <w:t xml:space="preserve"> </w:t>
+      </w:r>
+      <w:r>
+        <w:rPr>
+          <w:b/>
+          <w:bCs/>
+        </w:rPr>
+        <w:t xml:space="preserve">fabrication data to quote from</w:t>
+      </w:r>
+      <w:r>
+        <w:t xml:space="preserve">, and we say so here rather than letting you find it.</w:t>
       </w:r>
       <w:r>
         <w:t xml:space="preserve"> </w:t>

--- a/docs/DSN-EEG-003_RevD_manufacturing_design_package.docx
+++ b/docs/DSN-EEG-003_RevD_manufacturing_design_package.docx
@@ -3631,8 +3631,8 @@
         <w:tblLook w:firstRow="1" w:lastRow="0" w:firstColumn="0" w:lastColumn="0" w:noHBand="0" w:noVBand="0" w:val="0020"/>
       </w:tblPr>
       <w:tblGrid>
-        <w:gridCol w:w="3614"/>
-        <w:gridCol w:w="5797"/>
+        <w:gridCol w:w="3529"/>
+        <w:gridCol w:w="5882"/>
       </w:tblGrid>
       <w:tr>
         <w:trPr>
@@ -3641,7 +3641,7 @@
         </w:trPr>
         <w:tc>
           <w:tcPr>
-            <w:tcW w:w="3614" w:type="dxa"/>
+            <w:tcW w:w="3529" w:type="dxa"/>
           </w:tcPr>
           <w:p>
             <w:pPr>
@@ -3654,7 +3654,7 @@
         </w:tc>
         <w:tc>
           <w:tcPr>
-            <w:tcW w:w="5797" w:type="dxa"/>
+            <w:tcW w:w="5882" w:type="dxa"/>
           </w:tcPr>
           <w:p>
             <w:pPr>
@@ -3672,7 +3672,7 @@
         </w:trPr>
         <w:tc>
           <w:tcPr>
-            <w:tcW w:w="3614" w:type="dxa"/>
+            <w:tcW w:w="3529" w:type="dxa"/>
           </w:tcPr>
           <w:p>
             <w:pPr>
@@ -3685,7 +3685,7 @@
         </w:tc>
         <w:tc>
           <w:tcPr>
-            <w:tcW w:w="5797" w:type="dxa"/>
+            <w:tcW w:w="5882" w:type="dxa"/>
           </w:tcPr>
           <w:p>
             <w:pPr>
@@ -3710,7 +3710,7 @@
         </w:trPr>
         <w:tc>
           <w:tcPr>
-            <w:tcW w:w="3614" w:type="dxa"/>
+            <w:tcW w:w="3529" w:type="dxa"/>
           </w:tcPr>
           <w:p>
             <w:pPr>
@@ -3723,7 +3723,7 @@
         </w:tc>
         <w:tc>
           <w:tcPr>
-            <w:tcW w:w="5797" w:type="dxa"/>
+            <w:tcW w:w="5882" w:type="dxa"/>
           </w:tcPr>
           <w:p>
             <w:pPr>
@@ -3748,7 +3748,7 @@
         </w:trPr>
         <w:tc>
           <w:tcPr>
-            <w:tcW w:w="3614" w:type="dxa"/>
+            <w:tcW w:w="3529" w:type="dxa"/>
           </w:tcPr>
           <w:p>
             <w:pPr>
@@ -3761,7 +3761,7 @@
         </w:tc>
         <w:tc>
           <w:tcPr>
-            <w:tcW w:w="5797" w:type="dxa"/>
+            <w:tcW w:w="5882" w:type="dxa"/>
           </w:tcPr>
           <w:p>
             <w:pPr>
@@ -3789,7 +3789,7 @@
         </w:trPr>
         <w:tc>
           <w:tcPr>
-            <w:tcW w:w="3614" w:type="dxa"/>
+            <w:tcW w:w="3529" w:type="dxa"/>
           </w:tcPr>
           <w:p>
             <w:pPr>
@@ -3802,7 +3802,7 @@
         </w:tc>
         <w:tc>
           <w:tcPr>
-            <w:tcW w:w="5797" w:type="dxa"/>
+            <w:tcW w:w="5882" w:type="dxa"/>
           </w:tcPr>
           <w:p>
             <w:pPr>
@@ -3820,7 +3820,7 @@
         </w:trPr>
         <w:tc>
           <w:tcPr>
-            <w:tcW w:w="3614" w:type="dxa"/>
+            <w:tcW w:w="3529" w:type="dxa"/>
           </w:tcPr>
           <w:p>
             <w:pPr>
@@ -3833,7 +3833,7 @@
         </w:tc>
         <w:tc>
           <w:tcPr>
-            <w:tcW w:w="5797" w:type="dxa"/>
+            <w:tcW w:w="5882" w:type="dxa"/>
           </w:tcPr>
           <w:p>
             <w:pPr>
@@ -3851,7 +3851,7 @@
         </w:trPr>
         <w:tc>
           <w:tcPr>
-            <w:tcW w:w="3614" w:type="dxa"/>
+            <w:tcW w:w="3529" w:type="dxa"/>
           </w:tcPr>
           <w:p>
             <w:pPr>
@@ -3864,7 +3864,7 @@
         </w:tc>
         <w:tc>
           <w:tcPr>
-            <w:tcW w:w="5797" w:type="dxa"/>
+            <w:tcW w:w="5882" w:type="dxa"/>
           </w:tcPr>
           <w:p>
             <w:pPr>
@@ -3882,7 +3882,7 @@
         </w:trPr>
         <w:tc>
           <w:tcPr>
-            <w:tcW w:w="3614" w:type="dxa"/>
+            <w:tcW w:w="3529" w:type="dxa"/>
           </w:tcPr>
           <w:p>
             <w:pPr>
@@ -3895,7 +3895,7 @@
         </w:tc>
         <w:tc>
           <w:tcPr>
-            <w:tcW w:w="5797" w:type="dxa"/>
+            <w:tcW w:w="5882" w:type="dxa"/>
           </w:tcPr>
           <w:p>
             <w:pPr>
@@ -3913,7 +3913,7 @@
         </w:trPr>
         <w:tc>
           <w:tcPr>
-            <w:tcW w:w="3614" w:type="dxa"/>
+            <w:tcW w:w="3529" w:type="dxa"/>
           </w:tcPr>
           <w:p>
             <w:pPr>
@@ -3926,7 +3926,7 @@
         </w:tc>
         <w:tc>
           <w:tcPr>
-            <w:tcW w:w="5797" w:type="dxa"/>
+            <w:tcW w:w="5882" w:type="dxa"/>
           </w:tcPr>
           <w:p>
             <w:pPr>
@@ -3944,7 +3944,7 @@
         </w:trPr>
         <w:tc>
           <w:tcPr>
-            <w:tcW w:w="3614" w:type="dxa"/>
+            <w:tcW w:w="3529" w:type="dxa"/>
           </w:tcPr>
           <w:p>
             <w:pPr>
@@ -3957,7 +3957,7 @@
         </w:tc>
         <w:tc>
           <w:tcPr>
-            <w:tcW w:w="5797" w:type="dxa"/>
+            <w:tcW w:w="5882" w:type="dxa"/>
           </w:tcPr>
           <w:p>
             <w:pPr>
@@ -3971,7 +3971,46 @@
               <w:t xml:space="preserve">through vias only</w:t>
             </w:r>
             <w:r>
-              <w:t xml:space="preserve">: 0.60 mm pad, 0.30 mm finished hole, 0.15 mm annular ring, tented both sides. No blind, buried, back-drilled, filled or plugged vias anywhere</w:t>
+              <w:t xml:space="preserve">: 0.60 mm pad, 0.30 mm</w:t>
+            </w:r>
+            <w:r>
+              <w:t xml:space="preserve"> </w:t>
+            </w:r>
+            <w:r>
+              <w:rPr>
+                <w:b/>
+                <w:bCs/>
+              </w:rPr>
+              <w:t xml:space="preserve">finished</w:t>
+            </w:r>
+            <w:r>
+              <w:t xml:space="preserve"> </w:t>
+            </w:r>
+            <w:r>
+              <w:t xml:space="preserve">hole,</w:t>
+            </w:r>
+            <w:r>
+              <w:t xml:space="preserve"> </w:t>
+            </w:r>
+            <w:r>
+              <w:rPr>
+                <w:b/>
+                <w:bCs/>
+              </w:rPr>
+              <w:t xml:space="preserve">0.15 mm EXTERNAL annular ring</w:t>
+            </w:r>
+            <w:r>
+              <w:t xml:space="preserve">, tented both sides. No blind, buried, back-drilled, filled or plugged vias anywhere.</w:t>
+            </w:r>
+            <w:r>
+              <w:t xml:space="preserve"> </w:t>
+            </w:r>
+            <w:r>
+              <w:rPr>
+                <w:b/>
+                <w:bCs/>
+              </w:rPr>
+              <w:t xml:space="preserve">The INTERNAL ring is smaller — see the two rows below</w:t>
             </w:r>
           </w:p>
         </w:tc>
@@ -3982,27 +4021,50 @@
         </w:trPr>
         <w:tc>
           <w:tcPr>
-            <w:tcW w:w="3614" w:type="dxa"/>
-          </w:tcPr>
-          <w:p>
-            <w:pPr>
-              <w:pStyle w:val="Compact"/>
-            </w:pPr>
-            <w:r>
-              <w:t xml:space="preserve">Plated hole sizes</w:t>
-            </w:r>
-          </w:p>
-        </w:tc>
-        <w:tc>
-          <w:tcPr>
-            <w:tcW w:w="5797" w:type="dxa"/>
-          </w:tcPr>
-          <w:p>
-            <w:pPr>
-              <w:pStyle w:val="Compact"/>
-            </w:pPr>
-            <w:r>
-              <w:t xml:space="preserve">0.30 mm (vias), 0.90 mm (JST PH), 1.00 mm (socket strips), 1.20 mm (tactile switches), 1.70 mm (DIN 42802 signal pin)</w:t>
+            <w:tcW w:w="3529" w:type="dxa"/>
+          </w:tcPr>
+          <w:p>
+            <w:pPr>
+              <w:pStyle w:val="Compact"/>
+            </w:pPr>
+            <w:r>
+              <w:t xml:space="preserve">Hole dimensions and the tool</w:t>
+            </w:r>
+          </w:p>
+        </w:tc>
+        <w:tc>
+          <w:tcPr>
+            <w:tcW w:w="5882" w:type="dxa"/>
+          </w:tcPr>
+          <w:p>
+            <w:pPr>
+              <w:pStyle w:val="Compact"/>
+            </w:pPr>
+            <w:r>
+              <w:rPr>
+                <w:b/>
+                <w:bCs/>
+              </w:rPr>
+              <w:t xml:space="preserve">Every hole size in this package is a FINISHED diameter, after plating.</w:t>
+            </w:r>
+            <w:r>
+              <w:t xml:space="preserve"> </w:t>
+            </w:r>
+            <w:r>
+              <w:t xml:space="preserve">The fabricator selects the drill and</w:t>
+            </w:r>
+            <w:r>
+              <w:t xml:space="preserve"> </w:t>
+            </w:r>
+            <w:r>
+              <w:rPr>
+                <w:b/>
+                <w:bCs/>
+              </w:rPr>
+              <w:t xml:space="preserve">must declare the tool size and the plating allowance it used</w:t>
+            </w:r>
+            <w:r>
+              <w:t xml:space="preserve">, per lot, with the lot documents. Added under ECO-EEG-035: the package previously stated finished diameters only and never named the tool, while quoting an annular-ring figure derived as though the two were the same</w:t>
             </w:r>
           </w:p>
         </w:tc>
@@ -4013,27 +4075,153 @@
         </w:trPr>
         <w:tc>
           <w:tcPr>
-            <w:tcW w:w="3614" w:type="dxa"/>
-          </w:tcPr>
-          <w:p>
-            <w:pPr>
-              <w:pStyle w:val="Compact"/>
-            </w:pPr>
-            <w:r>
-              <w:t xml:space="preserve">Plated-hole census</w:t>
-            </w:r>
-          </w:p>
-        </w:tc>
-        <w:tc>
-          <w:tcPr>
-            <w:tcW w:w="5797" w:type="dxa"/>
-          </w:tcPr>
-          <w:p>
-            <w:pPr>
-              <w:pStyle w:val="Compact"/>
-            </w:pPr>
-            <w:r>
-              <w:t xml:space="preserve">236 plated holes in those five sizes, across 33 through-hole parts</w:t>
+            <w:tcW w:w="3529" w:type="dxa"/>
+          </w:tcPr>
+          <w:p>
+            <w:pPr>
+              <w:pStyle w:val="Compact"/>
+            </w:pPr>
+            <w:r>
+              <w:t xml:space="preserve">Internal annular ring</w:t>
+            </w:r>
+          </w:p>
+        </w:tc>
+        <w:tc>
+          <w:tcPr>
+            <w:tcW w:w="5882" w:type="dxa"/>
+          </w:tcPr>
+          <w:p>
+            <w:pPr>
+              <w:pStyle w:val="Compact"/>
+            </w:pPr>
+            <w:r>
+              <w:rPr>
+                <w:b/>
+                <w:bCs/>
+              </w:rPr>
+              <w:t xml:space="preserve">(0.60 − drilled) / 2, not (0.60 − 0.30) / 2.</w:t>
+            </w:r>
+            <w:r>
+              <w:t xml:space="preserve"> </w:t>
+            </w:r>
+            <w:r>
+              <w:t xml:space="preserve">The internal ring is measured to the</w:t>
+            </w:r>
+            <w:r>
+              <w:t xml:space="preserve"> </w:t>
+            </w:r>
+            <w:r>
+              <w:rPr>
+                <w:b/>
+                <w:bCs/>
+              </w:rPr>
+              <w:t xml:space="preserve">drilled</w:t>
+            </w:r>
+            <w:r>
+              <w:t xml:space="preserve"> </w:t>
+            </w:r>
+            <w:r>
+              <w:t xml:space="preserve">hole wall, so it is smaller than the 0.15 mm external figure: about</w:t>
+            </w:r>
+            <w:r>
+              <w:t xml:space="preserve"> </w:t>
+            </w:r>
+            <w:r>
+              <w:rPr>
+                <w:b/>
+                <w:bCs/>
+              </w:rPr>
+              <w:t xml:space="preserve">0.125 mm</w:t>
+            </w:r>
+            <w:r>
+              <w:t xml:space="preserve"> </w:t>
+            </w:r>
+            <w:r>
+              <w:t xml:space="preserve">at a 0.05 mm total plating allowance and</w:t>
+            </w:r>
+            <w:r>
+              <w:t xml:space="preserve"> </w:t>
+            </w:r>
+            <w:r>
+              <w:rPr>
+                <w:b/>
+                <w:bCs/>
+              </w:rPr>
+              <w:t xml:space="preserve">0.100 mm</w:t>
+            </w:r>
+            <w:r>
+              <w:t xml:space="preserve"> </w:t>
+            </w:r>
+            <w:r>
+              <w:t xml:space="preserve">at 0.10 mm. QP-EEG-010 IQC-B11 accepts 0.025 mm minimum, so the misregistration budget is (internal ring − 0.025) mm and</w:t>
+            </w:r>
+            <w:r>
+              <w:t xml:space="preserve"> </w:t>
+            </w:r>
+            <w:r>
+              <w:rPr>
+                <w:b/>
+                <w:bCs/>
+              </w:rPr>
+              <w:t xml:space="preserve">falls as the tool grows</w:t>
+            </w:r>
+            <w:r>
+              <w:t xml:space="preserve">.</w:t>
+            </w:r>
+            <w:r>
+              <w:t xml:space="preserve"> </w:t>
+            </w:r>
+            <w:r>
+              <w:rPr>
+                <w:i/>
+                <w:iCs/>
+              </w:rPr>
+              <w:t xml:space="preserve">The reading that the internal ring is measured to the drilled hole is</w:t>
+            </w:r>
+            <w:r>
+              <w:rPr>
+                <w:i/>
+                <w:iCs/>
+              </w:rPr>
+              <w:t xml:space="preserve"> </w:t>
+            </w:r>
+            <w:r>
+              <w:rPr>
+                <w:b/>
+                <w:bCs/>
+                <w:i/>
+                <w:iCs/>
+              </w:rPr>
+              <w:t xml:space="preserve">asserted from standard practice and has not been verified against a copy of IPC-6012</w:t>
+            </w:r>
+            <w:r>
+              <w:rPr>
+                <w:i/>
+                <w:iCs/>
+              </w:rPr>
+              <w:t xml:space="preserve">, which this programme does not hold.</w:t>
+            </w:r>
+            <w:r>
+              <w:t xml:space="preserve"> </w:t>
+            </w:r>
+            <w:r>
+              <w:t xml:space="preserve">IQC-B12’s stated 0.125 mm budget is derived from the finished hole and is</w:t>
+            </w:r>
+            <w:r>
+              <w:t xml:space="preserve"> </w:t>
+            </w:r>
+            <w:r>
+              <w:rPr>
+                <w:b/>
+                <w:bCs/>
+              </w:rPr>
+              <w:t xml:space="preserve">superseded</w:t>
+            </w:r>
+            <w:r>
+              <w:t xml:space="preserve"> </w:t>
+            </w:r>
+            <w:r>
+              <w:t xml:space="preserve">pending that verification</w:t>
             </w:r>
           </w:p>
         </w:tc>
@@ -4044,27 +4232,34 @@
         </w:trPr>
         <w:tc>
           <w:tcPr>
-            <w:tcW w:w="3614" w:type="dxa"/>
-          </w:tcPr>
-          <w:p>
-            <w:pPr>
-              <w:pStyle w:val="Compact"/>
-            </w:pPr>
-            <w:r>
-              <w:t xml:space="preserve">Non-plated holes</w:t>
-            </w:r>
-          </w:p>
-        </w:tc>
-        <w:tc>
-          <w:tcPr>
-            <w:tcW w:w="5797" w:type="dxa"/>
-          </w:tcPr>
-          <w:p>
-            <w:pPr>
-              <w:pStyle w:val="Compact"/>
-            </w:pPr>
-            <w:r>
-              <w:t xml:space="preserve">4 × 3.2 mm (M3, 6 mm copper keep-out on every layer), 6 × 1.50 mm (DIN retention posts)</w:t>
+            <w:tcW w:w="3529" w:type="dxa"/>
+          </w:tcPr>
+          <w:p>
+            <w:pPr>
+              <w:pStyle w:val="Compact"/>
+            </w:pPr>
+            <w:r>
+              <w:t xml:space="preserve">Plated hole sizes</w:t>
+            </w:r>
+          </w:p>
+        </w:tc>
+        <w:tc>
+          <w:tcPr>
+            <w:tcW w:w="5882" w:type="dxa"/>
+          </w:tcPr>
+          <w:p>
+            <w:pPr>
+              <w:pStyle w:val="Compact"/>
+            </w:pPr>
+            <w:r>
+              <w:rPr>
+                <w:b/>
+                <w:bCs/>
+              </w:rPr>
+              <w:t xml:space="preserve">finished diameters</w:t>
+            </w:r>
+            <w:r>
+              <w:t xml:space="preserve">: 0.30 mm (vias), 0.90 mm (JST PH), 1.00 mm (socket strips), 1.20 mm (tactile switches), 1.70 mm (DIN 42802 signal pin)</w:t>
             </w:r>
           </w:p>
         </w:tc>
@@ -4075,27 +4270,27 @@
         </w:trPr>
         <w:tc>
           <w:tcPr>
-            <w:tcW w:w="3614" w:type="dxa"/>
-          </w:tcPr>
-          <w:p>
-            <w:pPr>
-              <w:pStyle w:val="Compact"/>
-            </w:pPr>
-            <w:r>
-              <w:t xml:space="preserve">Mounting</w:t>
-            </w:r>
-          </w:p>
-        </w:tc>
-        <w:tc>
-          <w:tcPr>
-            <w:tcW w:w="5797" w:type="dxa"/>
-          </w:tcPr>
-          <w:p>
-            <w:pPr>
-              <w:pStyle w:val="Compact"/>
-            </w:pPr>
-            <w:r>
-              <w:t xml:space="preserve">M3 at (5, 5), (145, 5), (5, 125), (145, 125)</w:t>
+            <w:tcW w:w="3529" w:type="dxa"/>
+          </w:tcPr>
+          <w:p>
+            <w:pPr>
+              <w:pStyle w:val="Compact"/>
+            </w:pPr>
+            <w:r>
+              <w:t xml:space="preserve">Plated-hole census</w:t>
+            </w:r>
+          </w:p>
+        </w:tc>
+        <w:tc>
+          <w:tcPr>
+            <w:tcW w:w="5882" w:type="dxa"/>
+          </w:tcPr>
+          <w:p>
+            <w:pPr>
+              <w:pStyle w:val="Compact"/>
+            </w:pPr>
+            <w:r>
+              <w:t xml:space="preserve">236 plated holes in those five sizes, across 33 through-hole parts</w:t>
             </w:r>
           </w:p>
         </w:tc>
@@ -4106,27 +4301,27 @@
         </w:trPr>
         <w:tc>
           <w:tcPr>
-            <w:tcW w:w="3614" w:type="dxa"/>
-          </w:tcPr>
-          <w:p>
-            <w:pPr>
-              <w:pStyle w:val="Compact"/>
-            </w:pPr>
-            <w:r>
-              <w:t xml:space="preserve">Zone split</w:t>
-            </w:r>
-          </w:p>
-        </w:tc>
-        <w:tc>
-          <w:tcPr>
-            <w:tcW w:w="5797" w:type="dxa"/>
-          </w:tcPr>
-          <w:p>
-            <w:pPr>
-              <w:pStyle w:val="Compact"/>
-            </w:pPr>
-            <w:r>
-              <w:t xml:space="preserve">x = 62.0 mm: analogue to the left, digital to the right</w:t>
+            <w:tcW w:w="3529" w:type="dxa"/>
+          </w:tcPr>
+          <w:p>
+            <w:pPr>
+              <w:pStyle w:val="Compact"/>
+            </w:pPr>
+            <w:r>
+              <w:t xml:space="preserve">Non-plated holes</w:t>
+            </w:r>
+          </w:p>
+        </w:tc>
+        <w:tc>
+          <w:tcPr>
+            <w:tcW w:w="5882" w:type="dxa"/>
+          </w:tcPr>
+          <w:p>
+            <w:pPr>
+              <w:pStyle w:val="Compact"/>
+            </w:pPr>
+            <w:r>
+              <w:t xml:space="preserve">4 × 3.2 mm (M3, 6 mm copper keep-out on every layer), 6 × 1.50 mm (DIN retention posts)</w:t>
             </w:r>
           </w:p>
         </w:tc>
@@ -4137,40 +4332,27 @@
         </w:trPr>
         <w:tc>
           <w:tcPr>
-            <w:tcW w:w="3614" w:type="dxa"/>
-          </w:tcPr>
-          <w:p>
-            <w:pPr>
-              <w:pStyle w:val="Compact"/>
-            </w:pPr>
-            <w:r>
-              <w:t xml:space="preserve">Reference planes</w:t>
-            </w:r>
-          </w:p>
-        </w:tc>
-        <w:tc>
-          <w:tcPr>
-            <w:tcW w:w="5797" w:type="dxa"/>
-          </w:tcPr>
-          <w:p>
-            <w:pPr>
-              <w:pStyle w:val="Compact"/>
-            </w:pPr>
-            <w:r>
-              <w:t xml:space="preserve">AGND_REF left of x = 62 mm and DGND right of it,</w:t>
-            </w:r>
-            <w:r>
-              <w:t xml:space="preserve"> </w:t>
-            </w:r>
-            <w:r>
-              <w:rPr>
-                <w:b/>
-                <w:bCs/>
-              </w:rPr>
-              <w:t xml:space="preserve">on both L2 and L3</w:t>
-            </w:r>
-            <w:r>
-              <w:t xml:space="preserve">, tied together by stitching vias</w:t>
+            <w:tcW w:w="3529" w:type="dxa"/>
+          </w:tcPr>
+          <w:p>
+            <w:pPr>
+              <w:pStyle w:val="Compact"/>
+            </w:pPr>
+            <w:r>
+              <w:t xml:space="preserve">Mounting</w:t>
+            </w:r>
+          </w:p>
+        </w:tc>
+        <w:tc>
+          <w:tcPr>
+            <w:tcW w:w="5882" w:type="dxa"/>
+          </w:tcPr>
+          <w:p>
+            <w:pPr>
+              <w:pStyle w:val="Compact"/>
+            </w:pPr>
+            <w:r>
+              <w:t xml:space="preserve">M3 at (5, 5), (145, 5), (5, 125), (145, 125)</w:t>
             </w:r>
           </w:p>
         </w:tc>
@@ -4181,27 +4363,27 @@
         </w:trPr>
         <w:tc>
           <w:tcPr>
-            <w:tcW w:w="3614" w:type="dxa"/>
-          </w:tcPr>
-          <w:p>
-            <w:pPr>
-              <w:pStyle w:val="Compact"/>
-            </w:pPr>
-            <w:r>
-              <w:t xml:space="preserve">Fiducials</w:t>
-            </w:r>
-          </w:p>
-        </w:tc>
-        <w:tc>
-          <w:tcPr>
-            <w:tcW w:w="5797" w:type="dxa"/>
-          </w:tcPr>
-          <w:p>
-            <w:pPr>
-              <w:pStyle w:val="Compact"/>
-            </w:pPr>
-            <w:r>
-              <w:t xml:space="preserve">three 1.0 mm round fiducials with 3.0 mm mask openings, at (12, 10), (144, 100) and (12, 120)</w:t>
+            <w:tcW w:w="3529" w:type="dxa"/>
+          </w:tcPr>
+          <w:p>
+            <w:pPr>
+              <w:pStyle w:val="Compact"/>
+            </w:pPr>
+            <w:r>
+              <w:t xml:space="preserve">Zone split</w:t>
+            </w:r>
+          </w:p>
+        </w:tc>
+        <w:tc>
+          <w:tcPr>
+            <w:tcW w:w="5882" w:type="dxa"/>
+          </w:tcPr>
+          <w:p>
+            <w:pPr>
+              <w:pStyle w:val="Compact"/>
+            </w:pPr>
+            <w:r>
+              <w:t xml:space="preserve">x = 62.0 mm: analogue to the left, digital to the right</w:t>
             </w:r>
           </w:p>
         </w:tc>
@@ -4212,27 +4394,40 @@
         </w:trPr>
         <w:tc>
           <w:tcPr>
-            <w:tcW w:w="3614" w:type="dxa"/>
-          </w:tcPr>
-          <w:p>
-            <w:pPr>
-              <w:pStyle w:val="Compact"/>
-            </w:pPr>
-            <w:r>
-              <w:t xml:space="preserve">Class</w:t>
-            </w:r>
-          </w:p>
-        </w:tc>
-        <w:tc>
-          <w:tcPr>
-            <w:tcW w:w="5797" w:type="dxa"/>
-          </w:tcPr>
-          <w:p>
-            <w:pPr>
-              <w:pStyle w:val="Compact"/>
-            </w:pPr>
-            <w:r>
-              <w:t xml:space="preserve">IPC-6012 class 2 (fabrication), IPC-A-600 class 2 (bare board), IPC-A-610 class 2 (assembly)</w:t>
+            <w:tcW w:w="3529" w:type="dxa"/>
+          </w:tcPr>
+          <w:p>
+            <w:pPr>
+              <w:pStyle w:val="Compact"/>
+            </w:pPr>
+            <w:r>
+              <w:t xml:space="preserve">Reference planes</w:t>
+            </w:r>
+          </w:p>
+        </w:tc>
+        <w:tc>
+          <w:tcPr>
+            <w:tcW w:w="5882" w:type="dxa"/>
+          </w:tcPr>
+          <w:p>
+            <w:pPr>
+              <w:pStyle w:val="Compact"/>
+            </w:pPr>
+            <w:r>
+              <w:t xml:space="preserve">AGND_REF left of x = 62 mm and DGND right of it,</w:t>
+            </w:r>
+            <w:r>
+              <w:t xml:space="preserve"> </w:t>
+            </w:r>
+            <w:r>
+              <w:rPr>
+                <w:b/>
+                <w:bCs/>
+              </w:rPr>
+              <w:t xml:space="preserve">on both L2 and L3</w:t>
+            </w:r>
+            <w:r>
+              <w:t xml:space="preserve">, tied together by stitching vias</w:t>
             </w:r>
           </w:p>
         </w:tc>
@@ -4243,27 +4438,27 @@
         </w:trPr>
         <w:tc>
           <w:tcPr>
-            <w:tcW w:w="3614" w:type="dxa"/>
-          </w:tcPr>
-          <w:p>
-            <w:pPr>
-              <w:pStyle w:val="Compact"/>
-            </w:pPr>
-            <w:r>
-              <w:t xml:space="preserve">Electrical test</w:t>
-            </w:r>
-          </w:p>
-        </w:tc>
-        <w:tc>
-          <w:tcPr>
-            <w:tcW w:w="5797" w:type="dxa"/>
-          </w:tcPr>
-          <w:p>
-            <w:pPr>
-              <w:pStyle w:val="Compact"/>
-            </w:pPr>
-            <w:r>
-              <w:t xml:space="preserve">100 % to the supplied IPC-D-356A netlist</w:t>
+            <w:tcW w:w="3529" w:type="dxa"/>
+          </w:tcPr>
+          <w:p>
+            <w:pPr>
+              <w:pStyle w:val="Compact"/>
+            </w:pPr>
+            <w:r>
+              <w:t xml:space="preserve">Fiducials</w:t>
+            </w:r>
+          </w:p>
+        </w:tc>
+        <w:tc>
+          <w:tcPr>
+            <w:tcW w:w="5882" w:type="dxa"/>
+          </w:tcPr>
+          <w:p>
+            <w:pPr>
+              <w:pStyle w:val="Compact"/>
+            </w:pPr>
+            <w:r>
+              <w:t xml:space="preserve">three 1.0 mm round fiducials with 3.0 mm mask openings, at (12, 10), (144, 100) and (12, 120)</w:t>
             </w:r>
           </w:p>
         </w:tc>
@@ -4274,34 +4469,27 @@
         </w:trPr>
         <w:tc>
           <w:tcPr>
-            <w:tcW w:w="3614" w:type="dxa"/>
-          </w:tcPr>
-          <w:p>
-            <w:pPr>
-              <w:pStyle w:val="Compact"/>
-            </w:pPr>
-            <w:r>
-              <w:t xml:space="preserve">Parts</w:t>
-            </w:r>
-          </w:p>
-        </w:tc>
-        <w:tc>
-          <w:tcPr>
-            <w:tcW w:w="5797" w:type="dxa"/>
-          </w:tcPr>
-          <w:p>
-            <w:pPr>
-              <w:pStyle w:val="Compact"/>
-            </w:pPr>
-            <w:r>
-              <w:rPr>
-                <w:b/>
-                <w:bCs/>
-              </w:rPr>
-              <w:t xml:space="preserve">211 reference designators, 636 pads, 156 nets</w:t>
-            </w:r>
-            <w:r>
-              <w:t xml:space="preserve">; of the designators, 186 are placed parts (153 surface-mount, of which R89 is do-not-populate, and 33 through-hole), and the remaining 25 are 18 test points, 3 fiducials and 4 mounting holes</w:t>
+            <w:tcW w:w="3529" w:type="dxa"/>
+          </w:tcPr>
+          <w:p>
+            <w:pPr>
+              <w:pStyle w:val="Compact"/>
+            </w:pPr>
+            <w:r>
+              <w:t xml:space="preserve">Class</w:t>
+            </w:r>
+          </w:p>
+        </w:tc>
+        <w:tc>
+          <w:tcPr>
+            <w:tcW w:w="5882" w:type="dxa"/>
+          </w:tcPr>
+          <w:p>
+            <w:pPr>
+              <w:pStyle w:val="Compact"/>
+            </w:pPr>
+            <w:r>
+              <w:t xml:space="preserve">IPC-6012 class 2 (fabrication), IPC-A-600 class 2 (bare board), IPC-A-610 class 2 (assembly)</w:t>
             </w:r>
           </w:p>
         </w:tc>
@@ -4312,56 +4500,27 @@
         </w:trPr>
         <w:tc>
           <w:tcPr>
-            <w:tcW w:w="3614" w:type="dxa"/>
-          </w:tcPr>
-          <w:p>
-            <w:pPr>
-              <w:pStyle w:val="Compact"/>
-            </w:pPr>
-            <w:r>
-              <w:t xml:space="preserve">Net census</w:t>
-            </w:r>
-          </w:p>
-        </w:tc>
-        <w:tc>
-          <w:tcPr>
-            <w:tcW w:w="5797" w:type="dxa"/>
-          </w:tcPr>
-          <w:p>
-            <w:pPr>
-              <w:pStyle w:val="Compact"/>
-            </w:pPr>
-            <w:r>
-              <w:t xml:space="preserve">156 nets; 620 of the 636 pads carry a net;</w:t>
-            </w:r>
-            <w:r>
-              <w:t xml:space="preserve"> </w:t>
-            </w:r>
-            <w:r>
-              <w:rPr>
-                <w:b/>
-                <w:bCs/>
-              </w:rPr>
-              <w:t xml:space="preserve">11 nets have a single pad</w:t>
-            </w:r>
-            <w:r>
-              <w:t xml:space="preserve"> </w:t>
-            </w:r>
-            <w:r>
-              <w:t xml:space="preserve">(test points, spare ways and no-connects) and</w:t>
-            </w:r>
-            <w:r>
-              <w:t xml:space="preserve"> </w:t>
-            </w:r>
-            <w:r>
-              <w:rPr>
-                <w:b/>
-                <w:bCs/>
-              </w:rPr>
-              <w:t xml:space="preserve">145 nets have two or more pads</w:t>
-            </w:r>
-            <w:r>
-              <w:t xml:space="preserve">. The netlist figure is 156 and the connectivity figure is 145 – see the note at the end of 3.4</w:t>
+            <w:tcW w:w="3529" w:type="dxa"/>
+          </w:tcPr>
+          <w:p>
+            <w:pPr>
+              <w:pStyle w:val="Compact"/>
+            </w:pPr>
+            <w:r>
+              <w:t xml:space="preserve">Electrical test</w:t>
+            </w:r>
+          </w:p>
+        </w:tc>
+        <w:tc>
+          <w:tcPr>
+            <w:tcW w:w="5882" w:type="dxa"/>
+          </w:tcPr>
+          <w:p>
+            <w:pPr>
+              <w:pStyle w:val="Compact"/>
+            </w:pPr>
+            <w:r>
+              <w:t xml:space="preserve">100 % to the supplied IPC-D-356A netlist</w:t>
             </w:r>
           </w:p>
         </w:tc>
@@ -4372,27 +4531,34 @@
         </w:trPr>
         <w:tc>
           <w:tcPr>
-            <w:tcW w:w="3614" w:type="dxa"/>
-          </w:tcPr>
-          <w:p>
-            <w:pPr>
-              <w:pStyle w:val="Compact"/>
-            </w:pPr>
-            <w:r>
-              <w:t xml:space="preserve">Process</w:t>
-            </w:r>
-          </w:p>
-        </w:tc>
-        <w:tc>
-          <w:tcPr>
-            <w:tcW w:w="5797" w:type="dxa"/>
-          </w:tcPr>
-          <w:p>
-            <w:pPr>
-              <w:pStyle w:val="Compact"/>
-            </w:pPr>
-            <w:r>
-              <w:t xml:space="preserve">SMT on the top side only; all through-hole parts on the top side. L4 carries routing, copper and legend, and no parts</w:t>
+            <w:tcW w:w="3529" w:type="dxa"/>
+          </w:tcPr>
+          <w:p>
+            <w:pPr>
+              <w:pStyle w:val="Compact"/>
+            </w:pPr>
+            <w:r>
+              <w:t xml:space="preserve">Parts</w:t>
+            </w:r>
+          </w:p>
+        </w:tc>
+        <w:tc>
+          <w:tcPr>
+            <w:tcW w:w="5882" w:type="dxa"/>
+          </w:tcPr>
+          <w:p>
+            <w:pPr>
+              <w:pStyle w:val="Compact"/>
+            </w:pPr>
+            <w:r>
+              <w:rPr>
+                <w:b/>
+                <w:bCs/>
+              </w:rPr>
+              <w:t xml:space="preserve">211 reference designators, 636 pads, 156 nets</w:t>
+            </w:r>
+            <w:r>
+              <w:t xml:space="preserve">; of the designators, 186 are placed parts (153 surface-mount, of which R89 is do-not-populate, and 33 through-hole), and the remaining 25 are 18 test points, 3 fiducials and 4 mounting holes</w:t>
             </w:r>
           </w:p>
         </w:tc>
@@ -4403,7 +4569,98 @@
         </w:trPr>
         <w:tc>
           <w:tcPr>
-            <w:tcW w:w="3614" w:type="dxa"/>
+            <w:tcW w:w="3529" w:type="dxa"/>
+          </w:tcPr>
+          <w:p>
+            <w:pPr>
+              <w:pStyle w:val="Compact"/>
+            </w:pPr>
+            <w:r>
+              <w:t xml:space="preserve">Net census</w:t>
+            </w:r>
+          </w:p>
+        </w:tc>
+        <w:tc>
+          <w:tcPr>
+            <w:tcW w:w="5882" w:type="dxa"/>
+          </w:tcPr>
+          <w:p>
+            <w:pPr>
+              <w:pStyle w:val="Compact"/>
+            </w:pPr>
+            <w:r>
+              <w:t xml:space="preserve">156 nets; 620 of the 636 pads carry a net;</w:t>
+            </w:r>
+            <w:r>
+              <w:t xml:space="preserve"> </w:t>
+            </w:r>
+            <w:r>
+              <w:rPr>
+                <w:b/>
+                <w:bCs/>
+              </w:rPr>
+              <w:t xml:space="preserve">11 nets have a single pad</w:t>
+            </w:r>
+            <w:r>
+              <w:t xml:space="preserve"> </w:t>
+            </w:r>
+            <w:r>
+              <w:t xml:space="preserve">(test points, spare ways and no-connects) and</w:t>
+            </w:r>
+            <w:r>
+              <w:t xml:space="preserve"> </w:t>
+            </w:r>
+            <w:r>
+              <w:rPr>
+                <w:b/>
+                <w:bCs/>
+              </w:rPr>
+              <w:t xml:space="preserve">145 nets have two or more pads</w:t>
+            </w:r>
+            <w:r>
+              <w:t xml:space="preserve">. The netlist figure is 156 and the connectivity figure is 145 – see the note at the end of 3.4</w:t>
+            </w:r>
+          </w:p>
+        </w:tc>
+      </w:tr>
+      <w:tr>
+        <w:trPr>
+          <w:cantSplit/>
+        </w:trPr>
+        <w:tc>
+          <w:tcPr>
+            <w:tcW w:w="3529" w:type="dxa"/>
+          </w:tcPr>
+          <w:p>
+            <w:pPr>
+              <w:pStyle w:val="Compact"/>
+            </w:pPr>
+            <w:r>
+              <w:t xml:space="preserve">Process</w:t>
+            </w:r>
+          </w:p>
+        </w:tc>
+        <w:tc>
+          <w:tcPr>
+            <w:tcW w:w="5882" w:type="dxa"/>
+          </w:tcPr>
+          <w:p>
+            <w:pPr>
+              <w:pStyle w:val="Compact"/>
+            </w:pPr>
+            <w:r>
+              <w:t xml:space="preserve">SMT on the top side only; all through-hole parts on the top side. L4 carries routing, copper and legend, and no parts</w:t>
+            </w:r>
+          </w:p>
+        </w:tc>
+      </w:tr>
+      <w:tr>
+        <w:trPr>
+          <w:cantSplit/>
+        </w:trPr>
+        <w:tc>
+          <w:tcPr>
+            <w:tcW w:w="3529" w:type="dxa"/>
           </w:tcPr>
           <w:p>
             <w:pPr>
@@ -4416,7 +4673,7 @@
         </w:tc>
         <w:tc>
           <w:tcPr>
-            <w:tcW w:w="5797" w:type="dxa"/>
+            <w:tcW w:w="5882" w:type="dxa"/>
           </w:tcPr>
           <w:p>
             <w:pPr>
